--- a/applications/smarsh-customer-success-representative/cover-letter.docx
+++ b/applications/smarsh-customer-success-representative/cover-letter.docx
@@ -94,7 +94,7 @@
           <w:b w:val="0"/>
           <w:color w:val="1A1A1A"/>
         </w:rPr>
-        <w:t>This role is about fixing the problem in front of a customer quickly and leaving the account in better shape than you found it. That's the part of customer work I like best. I've worked formal support-ticket queues in Zendesk, handled 50+ partner activities a day at Birdeye, and logged every outcome in Salesforce so the next person has the full picture.</w:t>
+        <w:t>This role is about fixing the problem in front of a customer quickly and leaving the account in better shape than you found it. That's the part of customer work I like best. I handled 50+ partner activities a day at Birdeye, made up to 150 calls a day at Fivestars,, and logged every outcome in Salesforce so the next person has the full picture.</w:t>
       </w:r>
     </w:p>
     <w:p>
